--- a/courts/tenth-circuit/oklahoma/state/court-of-criminal-appeals/amicus-brief/usage/OUTPUT-amicus-brief.docx
+++ b/courts/tenth-circuit/oklahoma/state/court-of-criminal-appeals/amicus-brief/usage/OUTPUT-amicus-brief.docx
@@ -1892,15 +1892,15 @@
         <w:pStyle w:val="BodyText"/>
       </w:pPr>
       <w:r>
-        <w:t xml:space="preserve">Holtzclaw’s trial began on November 2, 2015, TR 4, but did not take place in a vacuum. During the preceding 18 months, racially charged civil unrest wracked Ferguson, Mo., Baltimore, Md., and other cities around the country, after police officers involved in the use of physical force against African-Americans, sometimes lethally, either were not charged or were charged and acquitted. See Shannon Luibrand, “How a Death in Ferguson sparked a movement in America,” (Aug. 7, 2015), available at http://www.cbsnews.com/​news/​how-the-black-lives- matter-movement-changed-america-one-year-later/ (accessed Feb. 20, 2017).2 These incidents See Colin Starger, “Fifty Years Before Brady,” 37 CHAMPION 34 (May 2013). This Court can take judicial notice of a matter of common knowledge within the jurisdiction of the court (though it does not have to be universally known) and settled beyond doubt. Linscome v. State, 1978 OK CR 95, 584 P.2d 1349, 1350, citing Frazier v. State, 1953 OK CR 1, 267 P.2d 155. Certainly, the heightened state of tensions surrounding police and the Black Lives Matter gave rise to Black Lives Matter and other such movements, pushing the notion that police systemically abuse African-Americans, and that “Ferguson is everywhere.” Id. But despite analyses by serious academics debunking those claims, see Heather MacDonald, The War on Cops: How the New Attack on Law and Order Makes Everyone Less Safe (Encounter Books 2016), the unrest spread by BLM’s narrative did not go unnoticed among politically elected prosecutors.</w:t>
-      </w:r>
-    </w:p>
-    <w:p>
-      <w:pPr>
-        <w:pStyle w:val="BodyText"/>
-      </w:pPr>
-      <w:r>
-        <w:t xml:space="preserve">In many instances, those officials responded to police incidents involving African- Americans by hastily charging the officer(s), in an effort to head off mob-fueled rioting. Luibrand, supra (“But just last week, a prosecutor was quick to charge a Univ. of Cincinnati police officer with the death of Samuel DuBose during a traffic stop in Ohio”); see also Sheryl Gay Stolberg and Alan Blinder, “Marilyn Mosby, Prosecutor in Freddie Gray Case, Takes a Stand and Calms a Troubled City,” The New York Times (May 1, 2015), available at https://www.nytimes.com/2015/05/02/​us/​marilyn-mosby-prosecutor-in-freddie-gray-case-seen- as-tough-on-police-misconduct.html (accessed Feb. 20, 2017) (prosecutor announces charges against six Baltimore police officers less than two weeks after death of Freddie Gray and ensuing riots). Though such prosecutors appeased the mob and achieved transient political gain through the sacrifice of individual due-process rights, id., most of their ill-advised rushes to judgment culminated in acquittals and dropped charges. See, e.g., Sheryl Gay Stolberg and Jess Bidgood, “All Charges Dropped Against Baltimore Officers in Freddie Gray Case,” The New York Times (July 27, 2016), available at https://www.nytimes.com/2016/07/28/​us/​charges-dropped-against</w:t>
+        <w:t xml:space="preserve">Holtzclaw’s trial began on November 2, 2015, TR 4, but did not take place in a vacuum. During the preceding 18 months, racially charged civil unrest wracked Ferguson, Mo., Baltimore, Md., and other cities around the country, after police officers involved in the use of physical force against African-Americans, sometimes lethally, either were not charged or were charged and acquitted. See Shannon Luibrand, “How a Death in Ferguson sparked a movement in America,” (Aug. 7, 2015), available at http://​www.​cbsnews.​com/​news/​how-​the-​black-​lives- matter-movement-changed-america-one-year-later/ (accessed Feb. 20, 2017).2 These incidents See Colin Starger, “Fifty Years Before Brady,” 37 CHAMPION 34 (May 2013). This Court can take judicial notice of a matter of common knowledge within the jurisdiction of the court (though it does not have to be universally known) and settled beyond doubt. Linscome v. State, 1978 OK CR 95, 584 P.2d 1349, 1350, citing Frazier v. State, 1953 OK CR 1, 267 P.2d 155. Certainly, the heightened state of tensions surrounding police and the Black Lives Matter gave rise to Black Lives Matter and other such movements, pushing the notion that police systemically abuse African-Americans, and that “Ferguson is everywhere.” Id. But despite analyses by serious academics debunking those claims, see Heather MacDonald, The War on Cops: How the New Attack on Law and Order Makes Everyone Less Safe (Encounter Books 2016), the unrest spread by BLM’s narrative did not go unnoticed among politically elected prosecutors.</w:t>
+      </w:r>
+    </w:p>
+    <w:p>
+      <w:pPr>
+        <w:pStyle w:val="BodyText"/>
+      </w:pPr>
+      <w:r>
+        <w:t xml:space="preserve">In many instances, those officials responded to police incidents involving African- Americans by hastily charging the officer(s), in an effort to head off mob-fueled rioting. Luibrand, supra (“But just last week, a prosecutor was quick to charge a Univ. of Cincinnati police officer with the death of Samuel DuBose during a traffic stop in Ohio”); see also Sheryl Gay Stolberg and Alan Blinder, “Marilyn Mosby, Prosecutor in Freddie Gray Case, Takes a Stand and Calms a Troubled City,” The New York Times (May 1, 2015), available at https://​www.​nytimes.​com/​2015/​05/​02/​us/​marilyn-​mosby-​prosecutor-​in-​freddie-​gray-​case-​seen- as-tough-on-police-misconduct.html (accessed Feb. 20, 2017) (prosecutor announces charges against six Baltimore police officers less than two weeks after death of Freddie Gray and ensuing riots). Though such prosecutors appeased the mob and achieved transient political gain through the sacrifice of individual due-process rights, id., most of their ill-advised rushes to judgment culminated in acquittals and dropped charges. See, e.g., Sheryl Gay Stolberg and Jess Bidgood, “All Charges Dropped Against Baltimore Officers in Freddie Gray Case,” The New York Times (July 27, 2016), available at https://​www.​nytimes.​com/​2016/​07/​28/​us/​charges-​dropped-​against</w:t>
       </w:r>
       <w:r>
         <w:noBreakHyphen/>
@@ -1914,21 +1914,21 @@
         <w:pStyle w:val="BodyText"/>
       </w:pPr>
       <w:r>
-        <w:t xml:space="preserve">Oklahoma City in August 2014 was not immune to this phenomenon. Michael Brown was fatally shot by a white Ferguson officer on August 9, and by August 16, President Obama had ordered a federal investigation of the police department, Attorney General Eric Holder directed the FBI to conduct a separate autopsy, and Missouri Gov. Jay Nixon imposed a curfew and declared a state of emergency to quell the nightly unrest on Ferguson’s streets. Emily Wax- Thibodeaux, “Ferguson timeline: What’s happened since the Aug. 9 shooting of Michael Brown,” (Nov. 21, 2014), available at https://www.washingtonpost.com/​news/​post-nation/​wp/ 2014/11/21/​ferguson-timeline-whats-happened-since-the-aug</w:t>
+        <w:t xml:space="preserve">Oklahoma City in August 2014 was not immune to this phenomenon. Michael Brown was fatally shot by a white Ferguson officer on August 9, and by August 16, President Obama had ordered a federal investigation of the police department, Attorney General Eric Holder directed the FBI to conduct a separate autopsy, and Missouri Gov. Jay Nixon imposed a curfew and declared a state of emergency to quell the nightly unrest on Ferguson’s streets. Emily Wax- Thibodeaux, “Ferguson timeline: What’s happened since the Aug. 9 shooting of Michael Brown,” (Nov. 21, 2014), available at https://​www.​washingtonpost.​com/​news/​post-​nation/​wp/ 2014/11/21/​ferguson-timeline-whats-happened-since-the-aug</w:t>
       </w:r>
       <w:r>
         <w:noBreakHyphen/>
       </w:r>
       <w:r>
-        <w:t xml:space="preserve">9-shooting-of-michael- brown/?utm_term=.619317b0ec32 (accessed Feb. 22, 2017). Four days later, on Aug. 20, a crowd of around 100 activists gathered at the Capitol in Oklahoma City to protest Brown’s death and equate it with that of Luis Rodriguez, a 44-year-old Hispanic man who had died six months earlier in Moore, while being restrained by five officers who were not charged. Jennifer Palmer, “Oklahoma City speakers say police killing in Ferguson, Mo. could happen anywhere,” (Aug. 21, 2014), available at http://newsok.com/​article/5334467 (accessed Feb. 22, 2017).</w:t>
-      </w:r>
-    </w:p>
-    <w:p>
-      <w:pPr>
-        <w:pStyle w:val="BodyText"/>
-      </w:pPr>
-      <w:r>
-        <w:t xml:space="preserve">Against this backdrop of mounting political pressure and social agitation, including protests coordinated by a group called OKC Artists for Justice, police the very next day, Aug. 21, arrested Holtzclaw – who had been on administrative leave since June – and released his mugshot to the media. Matt Dinger, “Oklahoma City police officer is charged with rape, 14 other counts,” (Aug. 29, 2014), available at http://newsok.com/​article/5337168 (accessed Feb. 22, 2017). Prosecutors brought the first 15 charges against Holtzclaw on August 29, Id., and ultimately charged him with 36 offenses relating to 13 black women.</w:t>
+        <w:t xml:space="preserve">9-shooting-of-michael- brown/?utm_term=.619317b0ec32 (accessed Feb. 22, 2017). Four days later, on Aug. 20, a crowd of around 100 activists gathered at the Capitol in Oklahoma City to protest Brown’s death and equate it with that of Luis Rodriguez, a 44-year-old Hispanic man who had died six months earlier in Moore, while being restrained by five officers who were not charged. Jennifer Palmer, “Oklahoma City speakers say police killing in Ferguson, Mo. could happen anywhere,” (Aug. 21, 2014), available at http://​newsok.​com/​article/​5334467 (accessed Feb. 22, 2017).</w:t>
+      </w:r>
+    </w:p>
+    <w:p>
+      <w:pPr>
+        <w:pStyle w:val="BodyText"/>
+      </w:pPr>
+      <w:r>
+        <w:t xml:space="preserve">Against this backdrop of mounting political pressure and social agitation, including protests coordinated by a group called OKC Artists for Justice, police the very next day, Aug. 21, arrested Holtzclaw – who had been on administrative leave since June – and released his mugshot to the media. Matt Dinger, “Oklahoma City police officer is charged with rape, 14 other counts,” (Aug. 29, 2014), available at http://​newsok.​com/​article/​5337168 (accessed Feb. 22, 2017). Prosecutors brought the first 15 charges against Holtzclaw on August 29, Id., and ultimately charged him with 36 offenses relating to 13 black women.</w:t>
       </w:r>
     </w:p>
     <w:p>
@@ -2000,7 +2000,7 @@
         <w:pStyle w:val="BodyText"/>
       </w:pPr>
       <w:r>
-        <w:t xml:space="preserve">Lives Matter,” (Nov. 13, 2015), available at http://www.nbcnews.com/​news/</w:t>
+        <w:t xml:space="preserve">Lives Matter,” (Nov. 13, 2015), available at http://​www.​nbcnews.​com/​news/</w:t>
       </w:r>
     </w:p>
     <w:p>
@@ -2410,7 +2410,7 @@
         <w:noBreakHyphen/>
       </w:r>
       <w:r>
-        <w:t xml:space="preserve">06; see also Adam Snider, “High Volume of Chanting Protesters Interrupt Holtzclaw Trial,” (Nov. 17, 2015) available at http://kfor.com/2015/11/17/​chanting-protesters-interrupt-holtzclaw-trial/ (accessed Feb. 17, 2017). Their chants deliberately targeted the courtroom above:3</w:t>
+        <w:t xml:space="preserve">06; see also Adam Snider, “High Volume of Chanting Protesters Interrupt Holtzclaw Trial,” (Nov. 17, 2015) available at http://​kfor.​com/​2015/​11/​17/​chanting-​protesters-​interrupt-​holtzclaw-​trial/ (accessed Feb. 17, 2017). Their chants deliberately targeted the courtroom above:3</w:t>
       </w:r>
     </w:p>
     <w:p>
@@ -2424,7 +2424,7 @@
         <w:noBreakHyphen/>
       </w:r>
       <w:r>
-        <w:t xml:space="preserve">06; see also, Snider, supra, and Kyle Schwab, “Protesters chant outside Oklahoma County Courthouse during ex-officer’s sex crimes trial,” (Nov. 18, 2015) available at http://newsok.com/​article/5461162 (accessed Feb. 21, 2017) (“Whenever [OKC Artists for Justice leader Grace] Franklin yelled, ‘36 counts,’ the group shouted, ‘We want life!’”); Tom Uncredited photo from “Why Daniel Holtzclaw’s Conviction Matters,” available at http://empowering.hearst.co.uk/​be-informed/​why-daniel-holtzclaws-conviction-matters/, (accessed Feb. 23, 2017). George, “Group rallies outside Holtzclaw trial,” (Nov. 17, 2015), available at http://okcfox.com/ news/​local/​protesters-rally-outside-holtzclaw-trial (accessed Feb. 17, 2017) (“It was a message the jury and Holtzclaw were forced to hear Tuesday. The protesters chants echoed up to the second floor of the courtroom so loud that the judge had to stop and remind the jury not to let it impact their decision”). The protesters evidently had assistance from inside the courtroom, since their shouts suddenly stopped as defense counsel rose to object, or when the jury was out. TR 2303</w:t>
+        <w:t xml:space="preserve">06; see also, Snider, supra, and Kyle Schwab, “Protesters chant outside Oklahoma County Courthouse during ex-officer’s sex crimes trial,” (Nov. 18, 2015) available at http://​newsok.​com/​article/​5461162 (accessed Feb. 21, 2017) (“Whenever [OKC Artists for Justice leader Grace] Franklin yelled, ‘36 counts,’ the group shouted, ‘We want life!’”); Tom Uncredited photo from “Why Daniel Holtzclaw’s Conviction Matters,” available at http://​empowering.​hearst.​co.​uk/​be-​informed/​why-​daniel-​holtzclaws-​conviction-​matters/​, (accessed Feb. 23, 2017). George, “Group rallies outside Holtzclaw trial,” (Nov. 17, 2015), available at http://​okcfox.​com/ news/​local/​protesters-rally-outside-holtzclaw-trial (accessed Feb. 17, 2017) (“It was a message the jury and Holtzclaw were forced to hear Tuesday. The protesters chants echoed up to the second floor of the courtroom so loud that the judge had to stop and remind the jury not to let it impact their decision”). The protesters evidently had assistance from inside the courtroom, since their shouts suddenly stopped as defense counsel rose to object, or when the jury was out. TR 2303</w:t>
       </w:r>
       <w:r>
         <w:noBreakHyphen/>
@@ -2466,7 +2466,7 @@
         <w:pStyle w:val="BodyText"/>
       </w:pPr>
       <w:r>
-        <w:t xml:space="preserve">Even that did not fully satisfy the mob, however. As one New York City daily reported with evident satisfaction following the guilty verdicts, “[p]rotesters outside the Oklahoma courthouse sarcastically sang ‘Happy Birthday’ to the predator, who turned 29 Thursday.” Alfred Ng and Jason Silverstein, “Jury convicts ex-Oklahoma cop of rape, sodomy charges; faces life in prison,” (Dec. 11, 2015), available at http://www.nydailynews.com/​news/​crime/​jury- convicts-ex-oklahoma-rape-charges-article</w:t>
+        <w:t xml:space="preserve">Even that did not fully satisfy the mob, however. As one New York City daily reported with evident satisfaction following the guilty verdicts, “[p]rotesters outside the Oklahoma courthouse sarcastically sang ‘Happy Birthday’ to the predator, who turned 29 Thursday.” Alfred Ng and Jason Silverstein, “Jury convicts ex-Oklahoma cop of rape, sodomy charges; faces life in prison,” (Dec. 11, 2015), available at http://​www.​nydailynews.​com/​news/​crime/​jury- convicts-ex-oklahoma-rape-charges-article</w:t>
       </w:r>
       <w:r>
         <w:noBreakHyphen/>
@@ -4720,6 +4720,7 @@
     <w:unhideWhenUsed/>
     <w:qFormat/>
     <w:pPr>
+      <w:keepLines/>
       <w:spacing w:before="0" w:after="140" w:line="299" w:lineRule="exact"/>
     </w:pPr>
     <w:rPr>
@@ -4970,6 +4971,33 @@
     <w:pPr>
       <w:spacing w:before="0" w:after="0" w:line="299" w:lineRule="exact"/>
       <w:ind w:left="2160" w:hanging="720"/>
+    </w:pPr>
+  </w:style>
+  <w:style w:type="paragraph" w:customStyle="1" w:styleId="XdQuoteList1">
+    <w:name w:val="Xd Quote List 1"/>
+    <w:basedOn w:val="Normal"/>
+    <w:qFormat/>
+    <w:pPr>
+      <w:spacing w:before="0" w:after="0" w:line="299" w:lineRule="exact"/>
+      <w:ind w:left="1440" w:right="720" w:hanging="720"/>
+    </w:pPr>
+  </w:style>
+  <w:style w:type="paragraph" w:customStyle="1" w:styleId="XdQuoteList2">
+    <w:name w:val="Xd Quote List 2"/>
+    <w:basedOn w:val="Normal"/>
+    <w:qFormat/>
+    <w:pPr>
+      <w:spacing w:before="0" w:after="0" w:line="299" w:lineRule="exact"/>
+      <w:ind w:left="2160" w:right="720" w:hanging="720"/>
+    </w:pPr>
+  </w:style>
+  <w:style w:type="paragraph" w:customStyle="1" w:styleId="XdQuoteList3">
+    <w:name w:val="Xd Quote List 3"/>
+    <w:basedOn w:val="Normal"/>
+    <w:qFormat/>
+    <w:pPr>
+      <w:spacing w:before="0" w:after="0" w:line="299" w:lineRule="exact"/>
+      <w:ind w:left="2880" w:right="720" w:hanging="720"/>
     </w:pPr>
   </w:style>
   <w:style w:type="paragraph" w:customStyle="1" w:styleId="SourceCode">

--- a/courts/tenth-circuit/oklahoma/state/court-of-criminal-appeals/amicus-brief/usage/OUTPUT-amicus-brief.docx
+++ b/courts/tenth-circuit/oklahoma/state/court-of-criminal-appeals/amicus-brief/usage/OUTPUT-amicus-brief.docx
@@ -1900,13 +1900,7 @@
         <w:pStyle w:val="BodyText"/>
       </w:pPr>
       <w:r>
-        <w:t xml:space="preserve">In many instances, those officials responded to police incidents involving African- Americans by hastily charging the officer(s), in an effort to head off mob-fueled rioting. Luibrand, supra (“But just last week, a prosecutor was quick to charge a Univ. of Cincinnati police officer with the death of Samuel DuBose during a traffic stop in Ohio”); see also Sheryl Gay Stolberg and Alan Blinder, “Marilyn Mosby, Prosecutor in Freddie Gray Case, Takes a Stand and Calms a Troubled City,” The New York Times (May 1, 2015), available at https://​www.​nytimes.​com/​2015/​05/​02/​us/​marilyn-​mosby-​prosecutor-​in-​freddie-​gray-​case-​seen- as-tough-on-police-misconduct.html (accessed Feb. 20, 2017) (prosecutor announces charges against six Baltimore police officers less than two weeks after death of Freddie Gray and ensuing riots). Though such prosecutors appeased the mob and achieved transient political gain through the sacrifice of individual due-process rights, id., most of their ill-advised rushes to judgment culminated in acquittals and dropped charges. See, e.g., Sheryl Gay Stolberg and Jess Bidgood, “All Charges Dropped Against Baltimore Officers in Freddie Gray Case,” The New York Times (July 27, 2016), available at https://​www.​nytimes.​com/​2016/​07/​28/​us/​charges-​dropped-​against</w:t>
-      </w:r>
-      <w:r>
-        <w:noBreakHyphen/>
-      </w:r>
-      <w:r>
-        <w:t xml:space="preserve">3- remaining-officers-in-freddie-gray-case.html (accessed Feb. 20, 2017). movement in 2015 and beyond, in the wake of Ferguson, Baltimore, and other such incidents, meets this standard.</w:t>
+        <w:t xml:space="preserve">In many instances, those officials responded to police incidents involving African- Americans by hastily charging the officer(s), in an effort to head off mob-fueled rioting. Luibrand, supra (“But just last week, a prosecutor was quick to charge a Univ. of Cincinnati police officer with the death of Samuel DuBose during a traffic stop in Ohio”); see also Sheryl Gay Stolberg and Alan Blinder, “Marilyn Mosby, Prosecutor in Freddie Gray Case, Takes a Stand and Calms a Troubled City,” The New York Times (May 1, 2015), available at https://​www.​nytimes.​com/​2015/​05/​02/​us/​marilyn-​mosby-​prosecutor-​in-​freddie-​gray-​case-​seen- as-tough-on-police-misconduct.html (accessed Feb. 20, 2017) (prosecutor announces charges against six Baltimore police officers less than two weeks after death of Freddie Gray and ensuing riots). Though such prosecutors appeased the mob and achieved transient political gain through the sacrifice of individual due-process rights, id., most of their ill-advised rushes to judgment culminated in acquittals and dropped charges. See, e.g., Sheryl Gay Stolberg and Jess Bidgood, “All Charges Dropped Against Baltimore Officers in Freddie Gray Case,” The New York Times (July 27, 2016), available at https://​www.​nytimes.​com/​2016/​07/​28/​us/​charges-​dropped-​against-⁠3- remaining-officers-in-freddie-gray-case.html (accessed Feb. 20, 2017). movement in 2015 and beyond, in the wake of Ferguson, Baltimore, and other such incidents, meets this standard.</w:t>
       </w:r>
     </w:p>
     <w:p>

--- a/courts/tenth-circuit/oklahoma/state/court-of-criminal-appeals/amicus-brief/usage/OUTPUT-amicus-brief.docx
+++ b/courts/tenth-circuit/oklahoma/state/court-of-criminal-appeals/amicus-brief/usage/OUTPUT-amicus-brief.docx
@@ -195,11 +195,7 @@
           <w:b/>
           <w:bCs/>
         </w:rPr>
-        <w:t xml:space="preserve">F</w:t>
-        <w:noBreakHyphen/>
-        <w:t xml:space="preserve">2016</w:t>
-        <w:noBreakHyphen/>
-        <w:t xml:space="preserve">62</w:t>
+        <w:t xml:space="preserve">F-⁠2016-⁠62</w:t>
       </w:r>
     </w:p>
     <w:p>
@@ -357,11 +353,7 @@
         <w:t xml:space="preserve"> </w:t>
       </w:r>
       <w:r>
-        <w:t xml:space="preserve">CF</w:t>
-        <w:noBreakHyphen/>
-        <w:t xml:space="preserve">2014</w:t>
-        <w:noBreakHyphen/>
-        <w:t xml:space="preserve">5869</w:t>
+        <w:t xml:space="preserve">CF-⁠2014-⁠5869</w:t>
       </w:r>
     </w:p>
     <w:p>
@@ -839,9 +831,7 @@
         <w:t xml:space="preserve"> </w:t>
       </w:r>
       <w:r>
-        <w:t xml:space="preserve">297</w:t>
-        <w:noBreakHyphen/>
-        <w:t xml:space="preserve">9898</w:t>
+        <w:t xml:space="preserve">297-⁠9898</w:t>
       </w:r>
     </w:p>
     <w:p>
@@ -995,9 +985,7 @@
         <w:t xml:space="preserve"> </w:t>
       </w:r>
       <w:r>
-        <w:t xml:space="preserve">454</w:t>
-        <w:noBreakHyphen/>
-        <w:t xml:space="preserve">2860</w:t>
+        <w:t xml:space="preserve">454-⁠2860</w:t>
       </w:r>
     </w:p>
     <w:p>
@@ -1878,13 +1866,7 @@
         <w:pStyle w:val="BodyText"/>
       </w:pPr>
       <w:r>
-        <w:t xml:space="preserve">As Holtzclaw’s brief relates, pp. 31</w:t>
-      </w:r>
-      <w:r>
-        <w:noBreakHyphen/>
-      </w:r>
-      <w:r>
-        <w:t xml:space="preserve">34, this matter was tried in a chaotic setting aptly described as “circus-like.” I. The leadup to trial</w:t>
+        <w:t xml:space="preserve">As Holtzclaw’s brief relates, pp. 31-⁠34, this matter was tried in a chaotic setting aptly described as “circus-like.” I. The leadup to trial</w:t>
       </w:r>
     </w:p>
     <w:p>
@@ -1908,13 +1890,7 @@
         <w:pStyle w:val="BodyText"/>
       </w:pPr>
       <w:r>
-        <w:t xml:space="preserve">Oklahoma City in August 2014 was not immune to this phenomenon. Michael Brown was fatally shot by a white Ferguson officer on August 9, and by August 16, President Obama had ordered a federal investigation of the police department, Attorney General Eric Holder directed the FBI to conduct a separate autopsy, and Missouri Gov. Jay Nixon imposed a curfew and declared a state of emergency to quell the nightly unrest on Ferguson’s streets. Emily Wax- Thibodeaux, “Ferguson timeline: What’s happened since the Aug. 9 shooting of Michael Brown,” (Nov. 21, 2014), available at https://​www.​washingtonpost.​com/​news/​post-​nation/​wp/ 2014/11/21/​ferguson-timeline-whats-happened-since-the-aug</w:t>
-      </w:r>
-      <w:r>
-        <w:noBreakHyphen/>
-      </w:r>
-      <w:r>
-        <w:t xml:space="preserve">9-shooting-of-michael- brown/?utm_term=.619317b0ec32 (accessed Feb. 22, 2017). Four days later, on Aug. 20, a crowd of around 100 activists gathered at the Capitol in Oklahoma City to protest Brown’s death and equate it with that of Luis Rodriguez, a 44-year-old Hispanic man who had died six months earlier in Moore, while being restrained by five officers who were not charged. Jennifer Palmer, “Oklahoma City speakers say police killing in Ferguson, Mo. could happen anywhere,” (Aug. 21, 2014), available at http://​newsok.​com/​article/​5334467 (accessed Feb. 22, 2017).</w:t>
+        <w:t xml:space="preserve">Oklahoma City in August 2014 was not immune to this phenomenon. Michael Brown was fatally shot by a white Ferguson officer on August 9, and by August 16, President Obama had ordered a federal investigation of the police department, Attorney General Eric Holder directed the FBI to conduct a separate autopsy, and Missouri Gov. Jay Nixon imposed a curfew and declared a state of emergency to quell the nightly unrest on Ferguson’s streets. Emily Wax- Thibodeaux, “Ferguson timeline: What’s happened since the Aug. 9 shooting of Michael Brown,” (Nov. 21, 2014), available at https://​www.​washingtonpost.​com/​news/​post-​nation/​wp/ 2014/11/21/​ferguson-timeline-whats-happened-since-the-aug-⁠9-shooting-of-michael- brown/?utm_term=.619317b0ec32 (accessed Feb. 22, 2017). Four days later, on Aug. 20, a crowd of around 100 activists gathered at the Capitol in Oklahoma City to protest Brown’s death and equate it with that of Luis Rodriguez, a 44-year-old Hispanic man who had died six months earlier in Moore, while being restrained by five officers who were not charged. Jennifer Palmer, “Oklahoma City speakers say police killing in Ferguson, Mo. could happen anywhere,” (Aug. 21, 2014), available at http://​newsok.​com/​article/​5334467 (accessed Feb. 22, 2017).</w:t>
       </w:r>
     </w:p>
     <w:p>
@@ -2104,25 +2080,7 @@
         <w:pStyle w:val="BodyText"/>
       </w:pPr>
       <w:r>
-        <w:t xml:space="preserve">Problems with attempted improper influence of the jury began during jury selection, when an unidentified activist approached a juror from another case in the courthouse snack bar and, mistakenly thinking she was a Holtzclaw juror, told her “we need to make sure we convict that – or that that police officer gets convicted.” TR 269</w:t>
-      </w:r>
-      <w:r>
-        <w:noBreakHyphen/>
-      </w:r>
-      <w:r>
-        <w:t xml:space="preserve">272. The actual Holtzclaw jurors were questioned at length in voir dire about news coverage, the Baltimore rioting, and the Ferguson unrest. TR 123</w:t>
-      </w:r>
-      <w:r>
-        <w:noBreakHyphen/>
-      </w:r>
-      <w:r>
-        <w:t xml:space="preserve">130, 136</w:t>
-      </w:r>
-      <w:r>
-        <w:noBreakHyphen/>
-      </w:r>
-      <w:r>
-        <w:t xml:space="preserve">138. Indeed, the prosecutor dwelled on the latter two to such an extent that Holtzclaw objected that the State was signaling jurors they had to convict, in order to avoid similar unrest in Oklahoma City:</w:t>
+        <w:t xml:space="preserve">Problems with attempted improper influence of the jury began during jury selection, when an unidentified activist approached a juror from another case in the courthouse snack bar and, mistakenly thinking she was a Holtzclaw juror, told her “we need to make sure we convict that – or that that police officer gets convicted.” TR 269-⁠272. The actual Holtzclaw jurors were questioned at length in voir dire about news coverage, the Baltimore rioting, and the Ferguson unrest. TR 123-⁠130, 136-⁠138. Indeed, the prosecutor dwelled on the latter two to such an extent that Holtzclaw objected that the State was signaling jurors they had to convict, in order to avoid similar unrest in Oklahoma City:</w:t>
       </w:r>
     </w:p>
     <w:p>
@@ -2282,13 +2240,7 @@
         <w:pStyle w:val="BodyText"/>
       </w:pPr>
       <w:r>
-        <w:t xml:space="preserve">opinion here. [TR 289</w:t>
-      </w:r>
-      <w:r>
-        <w:noBreakHyphen/>
-      </w:r>
-      <w:r>
-        <w:t xml:space="preserve">290]. As defense counsel concluded:</w:t>
+        <w:t xml:space="preserve">opinion here. [TR 289-⁠290]. As defense counsel concluded:</w:t>
       </w:r>
     </w:p>
     <w:p>
@@ -2360,91 +2312,31 @@
         <w:pStyle w:val="BodyText"/>
       </w:pPr>
       <w:r>
-        <w:t xml:space="preserve">Once the jury was seated and testimony began, things only became more chaotic. While a witness testified on the stand, a member of the gallery, Royal Long, tried to take a picture; after the deputy confiscated his camera, Long lied to the judge about what he had been doing. TR 520; 579</w:t>
-      </w:r>
-      <w:r>
-        <w:noBreakHyphen/>
-      </w:r>
-      <w:r>
-        <w:t xml:space="preserve">581. Further into trial, defense counsel complained that in the hallway just outside it was “literally getting nuts out there” between protesters and news media conducting interviews. TR 1530. More than 100 people regularly jammed the hallway with multiple TV interviews and other press interviews taking place, a throng so packed one could hardly move through it. TR 1530</w:t>
-      </w:r>
-      <w:r>
-        <w:noBreakHyphen/>
-      </w:r>
-      <w:r>
-        <w:t xml:space="preserve">32. As the prosecutor acknowledged, “it’s very, very crowded and a lot of – a lot of activity going on out there and it seems like every reporter is trying to get some sound bite from anybody who’ll talk to them is what it appears.” TR 1532. The courtroom has an “extremely small” jury room, and jurors during breaks would be in the same hallway as the crowd, using the same public restrooms and having to wait up to 7</w:t>
-      </w:r>
-      <w:r>
-        <w:noBreakHyphen/>
-      </w:r>
-      <w:r>
-        <w:t xml:space="preserve">8 minutes amid the chaos for one of the slow courthouse elevators to arrive. TR 1531</w:t>
-      </w:r>
-      <w:r>
-        <w:noBreakHyphen/>
-      </w:r>
-      <w:r>
-        <w:t xml:space="preserve">32; 4315. The situation prompted the trial court to try to restrict interviews to a roped-off area, albeit still within sight of jurors. TR 1533</w:t>
-      </w:r>
-      <w:r>
-        <w:noBreakHyphen/>
-      </w:r>
-      <w:r>
-        <w:t xml:space="preserve">36. That effort was ineffectual, however, and the disruptions continued. TR 2317.</w:t>
-      </w:r>
-    </w:p>
-    <w:p>
-      <w:pPr>
-        <w:pStyle w:val="BodyText"/>
-      </w:pPr>
-      <w:r>
-        <w:t xml:space="preserve">The bedlam outside the courthouse was even worse, and little if any effort was made to stop its deliberate intrusion into the jury box. A throng of more than 100 protesters choked a blocked-off street one floor below the courtroom window, chanting at length in a manner the judge acknowledged could “clearly” be heard in the courtroom and by the jury. TR 2303</w:t>
-      </w:r>
-      <w:r>
-        <w:noBreakHyphen/>
-      </w:r>
-      <w:r>
-        <w:t xml:space="preserve">06; see also Adam Snider, “High Volume of Chanting Protesters Interrupt Holtzclaw Trial,” (Nov. 17, 2015) available at http://​kfor.​com/​2015/​11/​17/​chanting-​protesters-​interrupt-​holtzclaw-​trial/ (accessed Feb. 17, 2017). Their chants deliberately targeted the courtroom above:3</w:t>
-      </w:r>
-    </w:p>
-    <w:p>
-      <w:pPr>
-        <w:pStyle w:val="BodyText"/>
-      </w:pPr>
-      <w:r>
-        <w:t xml:space="preserve">During the testimony of one alleged victim, the mob’s shouts of “give him life, give him life” were so loud the trial had to be interrupted because defense counsel couldn’t hear the witness. TR 2303</w:t>
-      </w:r>
-      <w:r>
-        <w:noBreakHyphen/>
-      </w:r>
-      <w:r>
-        <w:t xml:space="preserve">06; see also, Snider, supra, and Kyle Schwab, “Protesters chant outside Oklahoma County Courthouse during ex-officer’s sex crimes trial,” (Nov. 18, 2015) available at http://​newsok.​com/​article/​5461162 (accessed Feb. 21, 2017) (“Whenever [OKC Artists for Justice leader Grace] Franklin yelled, ‘36 counts,’ the group shouted, ‘We want life!’”); Tom Uncredited photo from “Why Daniel Holtzclaw’s Conviction Matters,” available at http://​empowering.​hearst.​co.​uk/​be-​informed/​why-​daniel-​holtzclaws-​conviction-​matters/​, (accessed Feb. 23, 2017). George, “Group rallies outside Holtzclaw trial,” (Nov. 17, 2015), available at http://​okcfox.​com/ news/​local/​protesters-rally-outside-holtzclaw-trial (accessed Feb. 17, 2017) (“It was a message the jury and Holtzclaw were forced to hear Tuesday. The protesters chants echoed up to the second floor of the courtroom so loud that the judge had to stop and remind the jury not to let it impact their decision”). The protesters evidently had assistance from inside the courtroom, since their shouts suddenly stopped as defense counsel rose to object, or when the jury was out. TR 2303</w:t>
-      </w:r>
-      <w:r>
-        <w:noBreakHyphen/>
-      </w:r>
-      <w:r>
-        <w:t xml:space="preserve">06; 2318. By the end of trial, jurors exiting the courtroom were themselves subjected to harangues and shouting demonstrations, and cries of “racist jury” and “racist cop.” TR 2315</w:t>
-      </w:r>
-      <w:r>
-        <w:noBreakHyphen/>
-      </w:r>
-      <w:r>
-        <w:t xml:space="preserve">18.</w:t>
-      </w:r>
-    </w:p>
-    <w:p>
-      <w:pPr>
-        <w:pStyle w:val="BodyText"/>
-      </w:pPr>
-      <w:r>
-        <w:t xml:space="preserve">As the barrage against the jury intensified, Holtzclaw requested that jurors be sequestered to insulate them from the escalating hostile environment and “all the protesting and yelling and screaming.” TR 2316, 2317. The court denied that request, and instead simply admonished the jury to ignore the outside influences. TR 2317</w:t>
-      </w:r>
-      <w:r>
-        <w:noBreakHyphen/>
-      </w:r>
-      <w:r>
-        <w:t xml:space="preserve">21. But as Holtzclaw notes, under the egregious circumstances, such cautionary comments were worse than saying nothing at all. Brief, pg. 33. III. Conviction and aftermath</w:t>
+        <w:t xml:space="preserve">Once the jury was seated and testimony began, things only became more chaotic. While a witness testified on the stand, a member of the gallery, Royal Long, tried to take a picture; after the deputy confiscated his camera, Long lied to the judge about what he had been doing. TR 520; 579-⁠581. Further into trial, defense counsel complained that in the hallway just outside it was “literally getting nuts out there” between protesters and news media conducting interviews. TR 1530. More than 100 people regularly jammed the hallway with multiple TV interviews and other press interviews taking place, a throng so packed one could hardly move through it. TR 1530-⁠32. As the prosecutor acknowledged, “it’s very, very crowded and a lot of – a lot of activity going on out there and it seems like every reporter is trying to get some sound bite from anybody who’ll talk to them is what it appears.” TR 1532. The courtroom has an “extremely small” jury room, and jurors during breaks would be in the same hallway as the crowd, using the same public restrooms and having to wait up to 7-⁠8 minutes amid the chaos for one of the slow courthouse elevators to arrive. TR 1531-⁠32; 4315. The situation prompted the trial court to try to restrict interviews to a roped-off area, albeit still within sight of jurors. TR 1533-⁠36. That effort was ineffectual, however, and the disruptions continued. TR 2317.</w:t>
+      </w:r>
+    </w:p>
+    <w:p>
+      <w:pPr>
+        <w:pStyle w:val="BodyText"/>
+      </w:pPr>
+      <w:r>
+        <w:t xml:space="preserve">The bedlam outside the courthouse was even worse, and little if any effort was made to stop its deliberate intrusion into the jury box. A throng of more than 100 protesters choked a blocked-off street one floor below the courtroom window, chanting at length in a manner the judge acknowledged could “clearly” be heard in the courtroom and by the jury. TR 2303-⁠06; see also Adam Snider, “High Volume of Chanting Protesters Interrupt Holtzclaw Trial,” (Nov. 17, 2015) available at http://​kfor.​com/​2015/​11/​17/​chanting-​protesters-​interrupt-​holtzclaw-​trial/ (accessed Feb. 17, 2017). Their chants deliberately targeted the courtroom above:3</w:t>
+      </w:r>
+    </w:p>
+    <w:p>
+      <w:pPr>
+        <w:pStyle w:val="BodyText"/>
+      </w:pPr>
+      <w:r>
+        <w:t xml:space="preserve">During the testimony of one alleged victim, the mob’s shouts of “give him life, give him life” were so loud the trial had to be interrupted because defense counsel couldn’t hear the witness. TR 2303-⁠06; see also, Snider, supra, and Kyle Schwab, “Protesters chant outside Oklahoma County Courthouse during ex-officer’s sex crimes trial,” (Nov. 18, 2015) available at http://​newsok.​com/​article/​5461162 (accessed Feb. 21, 2017) (“Whenever [OKC Artists for Justice leader Grace] Franklin yelled, ‘36 counts,’ the group shouted, ‘We want life!’”); Tom Uncredited photo from “Why Daniel Holtzclaw’s Conviction Matters,” available at http://​empowering.​hearst.​co.​uk/​be-​informed/​why-​daniel-​holtzclaws-​conviction-​matters/​, (accessed Feb. 23, 2017). George, “Group rallies outside Holtzclaw trial,” (Nov. 17, 2015), available at http://​okcfox.​com/ news/​local/​protesters-rally-outside-holtzclaw-trial (accessed Feb. 17, 2017) (“It was a message the jury and Holtzclaw were forced to hear Tuesday. The protesters chants echoed up to the second floor of the courtroom so loud that the judge had to stop and remind the jury not to let it impact their decision”). The protesters evidently had assistance from inside the courtroom, since their shouts suddenly stopped as defense counsel rose to object, or when the jury was out. TR 2303-⁠06; 2318. By the end of trial, jurors exiting the courtroom were themselves subjected to harangues and shouting demonstrations, and cries of “racist jury” and “racist cop.” TR 2315-⁠18.</w:t>
+      </w:r>
+    </w:p>
+    <w:p>
+      <w:pPr>
+        <w:pStyle w:val="BodyText"/>
+      </w:pPr>
+      <w:r>
+        <w:t xml:space="preserve">As the barrage against the jury intensified, Holtzclaw requested that jurors be sequestered to insulate them from the escalating hostile environment and “all the protesting and yelling and screaming.” TR 2316, 2317. The court denied that request, and instead simply admonished the jury to ignore the outside influences. TR 2317-⁠21. But as Holtzclaw notes, under the egregious circumstances, such cautionary comments were worse than saying nothing at all. Brief, pg. 33. III. Conviction and aftermath</w:t>
       </w:r>
     </w:p>
     <w:p>
@@ -2460,13 +2352,7 @@
         <w:pStyle w:val="BodyText"/>
       </w:pPr>
       <w:r>
-        <w:t xml:space="preserve">Even that did not fully satisfy the mob, however. As one New York City daily reported with evident satisfaction following the guilty verdicts, “[p]rotesters outside the Oklahoma courthouse sarcastically sang ‘Happy Birthday’ to the predator, who turned 29 Thursday.” Alfred Ng and Jason Silverstein, “Jury convicts ex-Oklahoma cop of rape, sodomy charges; faces life in prison,” (Dec. 11, 2015), available at http://​www.​nydailynews.​com/​news/​crime/​jury- convicts-ex-oklahoma-rape-charges-article</w:t>
-      </w:r>
-      <w:r>
-        <w:noBreakHyphen/>
-      </w:r>
-      <w:r>
-        <w:t xml:space="preserve">1.2462256 (accessed Feb. 21, 2017).</w:t>
+        <w:t xml:space="preserve">Even that did not fully satisfy the mob, however. As one New York City daily reported with evident satisfaction following the guilty verdicts, “[p]rotesters outside the Oklahoma courthouse sarcastically sang ‘Happy Birthday’ to the predator, who turned 29 Thursday.” Alfred Ng and Jason Silverstein, “Jury convicts ex-Oklahoma cop of rape, sodomy charges; faces life in prison,” (Dec. 11, 2015), available at http://​www.​nydailynews.​com/​news/​crime/​jury- convicts-ex-oklahoma-rape-charges-article-⁠1.2462256 (accessed Feb. 21, 2017).</w:t>
       </w:r>
     </w:p>
     <w:p>
@@ -2882,67 +2768,31 @@
         <w:pStyle w:val="BodyText"/>
       </w:pPr>
       <w:r>
-        <w:t xml:space="preserve">Both this Court and the U.S. Supreme Court have made plain that “[a] fair trial in a fair tribunal is a basic requirement of due process.” Nichols v. Dist. Court of Oklahoma Cty., 2000 OK CR 12, ¶ 8, 6 P.3d 506, 508, quoting In re Murchison, 349 U.S. 133, 136 (1955) (internal citation omitted). “Fairness of course requires an absence of actual bias in the trial of cases. But our system of law has always endeavored to prevent even the probability of unfairness…. (T)o perform its high function in the best way, ‘justice must satisfy the appearance of justice.’” Id. “The atmosphere essential to the preservation of a fair ‘public’ trial – the most fundamental of all freedoms – must be maintained.” Nichols, ¶ 8, citing In re Murchison, 381 U.S. at 540. “[I]f in fact a trial is dominated by a mob so that there is an actual interference with the course of justice, there is a departure from due process of law….” Moore v. Dempsey, 261 U.S. 86, 90</w:t>
-      </w:r>
-      <w:r>
-        <w:noBreakHyphen/>
-      </w:r>
-      <w:r>
-        <w:t xml:space="preserve">91, 43 S. Ct. 265, 67 L. Ed. 543 (1923), citing Frank, 237 U.S. at 335 (habeas petition revived for adjudication where defendants’ trial took place amid backdrop of threatened mob violence, contrary to due process); see also Ex Parte Hollins, 54 OK CR 70, 14 P.2d 243 (1932) (African- American charged with forcible rape of 17-year-old white girl was deprived of due process where magistrate hastily arranged arraignment, guilty plea, and imposition of death sentence at night session of court in county jail and without counsel, for fear of mob violence) (citing Moore). Such a mob-influenced trial is “absolutely void.” Moore, 261 U.S. at 92.</w:t>
-      </w:r>
-    </w:p>
-    <w:p>
-      <w:pPr>
-        <w:pStyle w:val="BodyText"/>
-      </w:pPr>
-      <w:r>
-        <w:t xml:space="preserve">Indeed, “it is the law’s objective to guard jealously the sanctity of the jury’s right to operate as freely as possible from outside unauthorized intrusions purposefully made.” Remmer v. United States, 350 U.S. 377, 381</w:t>
-      </w:r>
-      <w:r>
-        <w:noBreakHyphen/>
-      </w:r>
-      <w:r>
-        <w:t xml:space="preserve">382 (1956); see also Sheppard v. Maxwell, 384 U.S. 333, 362 (1966) (“Due process requires that the accused receive a fair trial by an impartial jury free from outside influences”). “Efforts by spectators at a trial to intimidate judge, jury, or witnesses violate the most elementary principles of a fair trial.” Lambert v. State, 743 N.E.2d 719, 733 (Ind. 2001), quoting Smith v. Farley, 59 F.3d 659, 664 (7th Cir. 1995). The jury’s verdict “must be based upon the evidence developed at trial…regardless of the heinousness of the crime charged, the apparent guilt of the offender or the station in life in which he occupies.” Irvin v. Dowd, 366 U.S. 717, 722 (1961). Indeed, protesters marching outside a courthouse with threatening signs, where they are designed to affect the verdict or interfere with deliberations, are one of the few instances of “outside influence” sufficient to meet the limited exceptions for taking juror testimony about the verdict. McQuarrie v. State, 380 S.W.3d 145, 166 (Tex. Ct. Crim. App. 2012) (Cochran, J., dissenting) (analyzing FRE 606(b)). As the Supreme Court recently reiterated in further chipping away at that “no-impeachment” rule, “[t]he jury is to be a criminal defendant’s fundamental protection of life and liberty against race or color prejudice.” Pena-Rodriguez v. Colorado, 580 U.S. at __ (March 6, 2017), Op. at 15, quoting McCleskey v. Kemp, 481 U. S. 279, 310 (1987) and Strauder v. West Virginia, 100 U.S. 303, 309 (1880) (internal quotation marks omitted).</w:t>
-      </w:r>
-    </w:p>
-    <w:p>
-      <w:pPr>
-        <w:pStyle w:val="BodyText"/>
-      </w:pPr>
-      <w:r>
-        <w:t xml:space="preserve">The undisputed record shows that Holtzclaw’s trial was indeed so dominated by the mob that there was actual interference with the course of justice, rendering the trial void. Moore, 261 U.S. at 91</w:t>
-      </w:r>
-      <w:r>
-        <w:noBreakHyphen/>
-      </w:r>
-      <w:r>
-        <w:t xml:space="preserve">92. Jurors were subjected to overwhelming pressure from protesters, who acted with calculation so as to have their words reach the jury box and thereby tamper with the trial process. From overtly trying to tell a juror she must convict, to setting up shop directly below the second- story courthouse window and chanting on cue, to yelling and screaming in the hallway as jurors exited, to subjecting them to untold comments while they waited for slow courthouse elevators, to defying the courtroom camera ban and then lying about it, to chanting “racist jury, racist cop,” protesters subjected the jurors to overwhelming pressures. Parts of this trial bore a closer resemblance to a Maoist show trial than an American judicial proceeding.</w:t>
-      </w:r>
-    </w:p>
-    <w:p>
-      <w:pPr>
-        <w:pStyle w:val="BodyText"/>
-      </w:pPr>
-      <w:r>
-        <w:t xml:space="preserve">Nor were the pressures brought to bear on jurors spontaneous or isolated ones. Each juror arrived at the courthouse each day knowing that part of the community was outraged by Holtzclaw’s alleged actions, and was issuing thinly veiled threats to turn Oklahoma City into another Ferguson or Baltimore if the juror’s vote was for acquittal. Indeed, jurors had been probed at length in voir dire about Ferguson and Baltimore, as well as another recent incident in Oklahoma City involving a different officer, to the point where defense counsel objected as to the questioning’s suggestive nature. TR 125</w:t>
-      </w:r>
-      <w:r>
-        <w:noBreakHyphen/>
-      </w:r>
-      <w:r>
-        <w:t xml:space="preserve">129, 136</w:t>
-      </w:r>
-      <w:r>
-        <w:noBreakHyphen/>
-      </w:r>
-      <w:r>
-        <w:t xml:space="preserve">138, 286</w:t>
-      </w:r>
-      <w:r>
-        <w:noBreakHyphen/>
-      </w:r>
-      <w:r>
-        <w:t xml:space="preserve">290.</w:t>
+        <w:t xml:space="preserve">Both this Court and the U.S. Supreme Court have made plain that “[a] fair trial in a fair tribunal is a basic requirement of due process.” Nichols v. Dist. Court of Oklahoma Cty., 2000 OK CR 12, ¶ 8, 6 P.3d 506, 508, quoting In re Murchison, 349 U.S. 133, 136 (1955) (internal citation omitted). “Fairness of course requires an absence of actual bias in the trial of cases. But our system of law has always endeavored to prevent even the probability of unfairness…. (T)o perform its high function in the best way, ‘justice must satisfy the appearance of justice.’” Id. “The atmosphere essential to the preservation of a fair ‘public’ trial – the most fundamental of all freedoms – must be maintained.” Nichols, ¶ 8, citing In re Murchison, 381 U.S. at 540. “[I]f in fact a trial is dominated by a mob so that there is an actual interference with the course of justice, there is a departure from due process of law….” Moore v. Dempsey, 261 U.S. 86, 90-⁠91, 43 S. Ct. 265, 67 L. Ed. 543 (1923), citing Frank, 237 U.S. at 335 (habeas petition revived for adjudication where defendants’ trial took place amid backdrop of threatened mob violence, contrary to due process); see also Ex Parte Hollins, 54 OK CR 70, 14 P.2d 243 (1932) (African- American charged with forcible rape of 17-year-old white girl was deprived of due process where magistrate hastily arranged arraignment, guilty plea, and imposition of death sentence at night session of court in county jail and without counsel, for fear of mob violence) (citing Moore). Such a mob-influenced trial is “absolutely void.” Moore, 261 U.S. at 92.</w:t>
+      </w:r>
+    </w:p>
+    <w:p>
+      <w:pPr>
+        <w:pStyle w:val="BodyText"/>
+      </w:pPr>
+      <w:r>
+        <w:t xml:space="preserve">Indeed, “it is the law’s objective to guard jealously the sanctity of the jury’s right to operate as freely as possible from outside unauthorized intrusions purposefully made.” Remmer v. United States, 350 U.S. 377, 381-⁠382 (1956); see also Sheppard v. Maxwell, 384 U.S. 333, 362 (1966) (“Due process requires that the accused receive a fair trial by an impartial jury free from outside influences”). “Efforts by spectators at a trial to intimidate judge, jury, or witnesses violate the most elementary principles of a fair trial.” Lambert v. State, 743 N.E.2d 719, 733 (Ind. 2001), quoting Smith v. Farley, 59 F.3d 659, 664 (7th Cir. 1995). The jury’s verdict “must be based upon the evidence developed at trial…regardless of the heinousness of the crime charged, the apparent guilt of the offender or the station in life in which he occupies.” Irvin v. Dowd, 366 U.S. 717, 722 (1961). Indeed, protesters marching outside a courthouse with threatening signs, where they are designed to affect the verdict or interfere with deliberations, are one of the few instances of “outside influence” sufficient to meet the limited exceptions for taking juror testimony about the verdict. McQuarrie v. State, 380 S.W.3d 145, 166 (Tex. Ct. Crim. App. 2012) (Cochran, J., dissenting) (analyzing FRE 606(b)). As the Supreme Court recently reiterated in further chipping away at that “no-impeachment” rule, “[t]he jury is to be a criminal defendant’s fundamental protection of life and liberty against race or color prejudice.” Pena-Rodriguez v. Colorado, 580 U.S. at __ (March 6, 2017), Op. at 15, quoting McCleskey v. Kemp, 481 U. S. 279, 310 (1987) and Strauder v. West Virginia, 100 U.S. 303, 309 (1880) (internal quotation marks omitted).</w:t>
+      </w:r>
+    </w:p>
+    <w:p>
+      <w:pPr>
+        <w:pStyle w:val="BodyText"/>
+      </w:pPr>
+      <w:r>
+        <w:t xml:space="preserve">The undisputed record shows that Holtzclaw’s trial was indeed so dominated by the mob that there was actual interference with the course of justice, rendering the trial void. Moore, 261 U.S. at 91-⁠92. Jurors were subjected to overwhelming pressure from protesters, who acted with calculation so as to have their words reach the jury box and thereby tamper with the trial process. From overtly trying to tell a juror she must convict, to setting up shop directly below the second- story courthouse window and chanting on cue, to yelling and screaming in the hallway as jurors exited, to subjecting them to untold comments while they waited for slow courthouse elevators, to defying the courtroom camera ban and then lying about it, to chanting “racist jury, racist cop,” protesters subjected the jurors to overwhelming pressures. Parts of this trial bore a closer resemblance to a Maoist show trial than an American judicial proceeding.</w:t>
+      </w:r>
+    </w:p>
+    <w:p>
+      <w:pPr>
+        <w:pStyle w:val="BodyText"/>
+      </w:pPr>
+      <w:r>
+        <w:t xml:space="preserve">Nor were the pressures brought to bear on jurors spontaneous or isolated ones. Each juror arrived at the courthouse each day knowing that part of the community was outraged by Holtzclaw’s alleged actions, and was issuing thinly veiled threats to turn Oklahoma City into another Ferguson or Baltimore if the juror’s vote was for acquittal. Indeed, jurors had been probed at length in voir dire about Ferguson and Baltimore, as well as another recent incident in Oklahoma City involving a different officer, to the point where defense counsel objected as to the questioning’s suggestive nature. TR 125-⁠129, 136-⁠138, 286-⁠290.</w:t>
       </w:r>
     </w:p>
     <w:p>
@@ -2958,33 +2808,15 @@
         <w:pStyle w:val="BodyText"/>
       </w:pPr>
       <w:r>
-        <w:t xml:space="preserve">The Jim Crow South had a long, sordid history of trying racially-charged sex-offense cases in a volatile atmosphere dominated by agitated, racist mobs demanding “justice” according to skin color. Moore, supra; see also Downer v. Dunaway, 53 F.3d 586, 588</w:t>
-      </w:r>
-      <w:r>
-        <w:noBreakHyphen/>
-      </w:r>
-      <w:r>
-        <w:t xml:space="preserve">590 (5th Cir. 1931) (habeas relief granted to black defendant sentenced to death for raping a white woman; trial that was conducted against backdrop of mob intimidation and with “large and unruly crowd of people congregated in the courthouse square” was void); Powell v. Alabama, 287 U.S. 45, 51</w:t>
-      </w:r>
-      <w:r>
-        <w:noBreakHyphen/>
-      </w:r>
-      <w:r>
-        <w:t xml:space="preserve">52 (1932) (vacating black defendants’ conviction of raping two white women in Scottsboro rape case due to the denial of counsel; proceedings “from beginning to end, took place in an atmosphere of tense, hostile, and excited public sentiment”); Shepherd v. Florida, 341 U.S. 50, 54 (1951) (Jackson, J., concurring in the result) (convictions and death sentences for two blacks in rape of white girl vacated; court’s decision to do so based on errors in jury selection and not the public uproar under which case was tried “is to stress the trivial and ignore the important…[this] case presents one of the best examples of one of the worst menaces to American justice”). That Holtzclaw’s case involves a near-reverse of the Jim Crow fact patterns – a half-white defendant accused of sex crimes against black women – is of no significance. Every American, of every color, is equally entitled to due process, and an unpressured jury hearing the evidence and deliberating in an atmosphere free from the howling mob.</w:t>
-      </w:r>
-    </w:p>
-    <w:p>
-      <w:pPr>
-        <w:pStyle w:val="BodyText"/>
-      </w:pPr>
-      <w:r>
-        <w:t xml:space="preserve">Alone and certainly taken together, the instances of direct outside influence on the jury – the shouts of “Give him life!”; “Racist jury!” and “Racist cop!” and the untold comments to which jurors were exposed in the chaotic hallway – certainly warrant a new trial. In cases involving far more isolated and limited instances of extraneous influence on a jury, courts have had little trouble setting aside jury verdicts as improperly reached. See Rodriguez v. State, 433 So. 2d 1273, 1276 (Fla. App. 1983) (shouted epithets and impassioned statements by murder victim’s widow during her testimony necessarily engendered sympathy for her and antagonism for defendant, depriving him of a fair trial); State v. Stewart, 278 S.C. 296, 295 S.E.2d 627, 629- 631 (1982) (new trial granted where trial judge erroneously denied mistrial based on courtroom spectator glaring at jurors and making remarks they overheard as to defendant’s guilt or innocence; court’s admonitions were insufficient and it should have conducted inquiry into spectator’s conduct and its prejudicial effect); Price v. State, 149 Ga. App. 397, 399, 254 S.E.2d 512, 514 (1979), overruled on other grounds, State v. Clements, 289 Ga. 640, 715 S.E.2d 59 (2011) (three outbursts by victim’s mother and her seat at counsel table with the prosecutor denied defendant a fair trial); State v. Gevrez, 61 Ariz. 296, 305</w:t>
-      </w:r>
-      <w:r>
-        <w:noBreakHyphen/>
-      </w:r>
-      <w:r>
-        <w:t xml:space="preserve">306, 148 P.2d 849 (1944) (defendant denied fair trial in part because victim’s mother sat weeping near jury and engaged in verbal outburst; “the best witness in a trial sometimes never takes the witness stand, the greatest influence often comes from the unsworn person who is allowed to parade before the jury”); accord Glenn v. State, 205 Ga. 32, 52 S.E.2d 319 (1949).</w:t>
+        <w:t xml:space="preserve">The Jim Crow South had a long, sordid history of trying racially-charged sex-offense cases in a volatile atmosphere dominated by agitated, racist mobs demanding “justice” according to skin color. Moore, supra; see also Downer v. Dunaway, 53 F.3d 586, 588-⁠590 (5th Cir. 1931) (habeas relief granted to black defendant sentenced to death for raping a white woman; trial that was conducted against backdrop of mob intimidation and with “large and unruly crowd of people congregated in the courthouse square” was void); Powell v. Alabama, 287 U.S. 45, 51-⁠52 (1932) (vacating black defendants’ conviction of raping two white women in Scottsboro rape case due to the denial of counsel; proceedings “from beginning to end, took place in an atmosphere of tense, hostile, and excited public sentiment”); Shepherd v. Florida, 341 U.S. 50, 54 (1951) (Jackson, J., concurring in the result) (convictions and death sentences for two blacks in rape of white girl vacated; court’s decision to do so based on errors in jury selection and not the public uproar under which case was tried “is to stress the trivial and ignore the important…[this] case presents one of the best examples of one of the worst menaces to American justice”). That Holtzclaw’s case involves a near-reverse of the Jim Crow fact patterns – a half-white defendant accused of sex crimes against black women – is of no significance. Every American, of every color, is equally entitled to due process, and an unpressured jury hearing the evidence and deliberating in an atmosphere free from the howling mob.</w:t>
+      </w:r>
+    </w:p>
+    <w:p>
+      <w:pPr>
+        <w:pStyle w:val="BodyText"/>
+      </w:pPr>
+      <w:r>
+        <w:t xml:space="preserve">Alone and certainly taken together, the instances of direct outside influence on the jury – the shouts of “Give him life!”; “Racist jury!” and “Racist cop!” and the untold comments to which jurors were exposed in the chaotic hallway – certainly warrant a new trial. In cases involving far more isolated and limited instances of extraneous influence on a jury, courts have had little trouble setting aside jury verdicts as improperly reached. See Rodriguez v. State, 433 So. 2d 1273, 1276 (Fla. App. 1983) (shouted epithets and impassioned statements by murder victim’s widow during her testimony necessarily engendered sympathy for her and antagonism for defendant, depriving him of a fair trial); State v. Stewart, 278 S.C. 296, 295 S.E.2d 627, 629- 631 (1982) (new trial granted where trial judge erroneously denied mistrial based on courtroom spectator glaring at jurors and making remarks they overheard as to defendant’s guilt or innocence; court’s admonitions were insufficient and it should have conducted inquiry into spectator’s conduct and its prejudicial effect); Price v. State, 149 Ga. App. 397, 399, 254 S.E.2d 512, 514 (1979), overruled on other grounds, State v. Clements, 289 Ga. 640, 715 S.E.2d 59 (2011) (three outbursts by victim’s mother and her seat at counsel table with the prosecutor denied defendant a fair trial); State v. Gevrez, 61 Ariz. 296, 305-⁠306, 148 P.2d 849 (1944) (defendant denied fair trial in part because victim’s mother sat weeping near jury and engaged in verbal outburst; “the best witness in a trial sometimes never takes the witness stand, the greatest influence often comes from the unsworn person who is allowed to parade before the jury”); accord Glenn v. State, 205 Ga. 32, 52 S.E.2d 319 (1949).</w:t>
       </w:r>
     </w:p>
     <w:p>
@@ -3322,13 +3154,7 @@
         <w:pStyle w:val="BodyText"/>
       </w:pPr>
       <w:r>
-        <w:t xml:space="preserve">by Section 7, Article 2 of the Oklahoma Constitution. Televising proceedings “amounts to the injection of an irrelevant factor into court proceedings,” and may in some instances cause actual unfairness to the defendant – in ways so subtle as to defy control by the trial judge. Id., citing In re Murchison, 381 U.S. at 544</w:t>
-      </w:r>
-      <w:r>
-        <w:noBreakHyphen/>
-      </w:r>
-      <w:r>
-        <w:t xml:space="preserve">545. Included among those is the potential impact on jurors. Id.</w:t>
+        <w:t xml:space="preserve">by Section 7, Article 2 of the Oklahoma Constitution. Televising proceedings “amounts to the injection of an irrelevant factor into court proceedings,” and may in some instances cause actual unfairness to the defendant – in ways so subtle as to defy control by the trial judge. Id., citing In re Murchison, 381 U.S. at 544-⁠545. Included among those is the potential impact on jurors. Id.</w:t>
       </w:r>
     </w:p>
     <w:p>
@@ -3408,13 +3234,7 @@
         <w:pStyle w:val="BodyText"/>
       </w:pPr>
       <w:r>
-        <w:t xml:space="preserve">Nichols, In re Murchison, and Berrigan teach that where First Amendment rights threaten to impinge on the Sixth Amendment right to a fair trial, the former must yield. Although Appellant is somewhat forgiving of the trial court’s failure to do more to protect his right to a fair trial, Brief, pp. 33</w:t>
-      </w:r>
-      <w:r>
-        <w:noBreakHyphen/>
-      </w:r>
-      <w:r>
-        <w:t xml:space="preserve">34, amicus respectfully disagrees. Where a man’s freedom hangs in the balance, and a baying mob outside is audibly shouting to jurors to “give him life!” it is hardly an “extreme measure” to relocate the trial up a few floors in the courthouse, or to another county, or to move demonstrators down the block, so jurors may rule based on the evidence, not coercion and fear. The Scottsboro Boys and the other victimized Jim Crow defendants deserved such protection in 20th-century America; so too does Holtzclaw today.</w:t>
+        <w:t xml:space="preserve">Nichols, In re Murchison, and Berrigan teach that where First Amendment rights threaten to impinge on the Sixth Amendment right to a fair trial, the former must yield. Although Appellant is somewhat forgiving of the trial court’s failure to do more to protect his right to a fair trial, Brief, pp. 33-⁠34, amicus respectfully disagrees. Where a man’s freedom hangs in the balance, and a baying mob outside is audibly shouting to jurors to “give him life!” it is hardly an “extreme measure” to relocate the trial up a few floors in the courthouse, or to another county, or to move demonstrators down the block, so jurors may rule based on the evidence, not coercion and fear. The Scottsboro Boys and the other victimized Jim Crow defendants deserved such protection in 20th-century America; so too does Holtzclaw today.</w:t>
       </w:r>
     </w:p>
     <w:p>
@@ -3721,9 +3541,7 @@
               <w:t xml:space="preserve"> </w:t>
             </w:r>
             <w:r>
-              <w:t xml:space="preserve">297</w:t>
-              <w:noBreakHyphen/>
-              <w:t xml:space="preserve">9898</w:t>
+              <w:t xml:space="preserve">297-⁠9898</w:t>
             </w:r>
           </w:p>
           <w:p>
@@ -3912,9 +3730,7 @@
               <w:t xml:space="preserve"> </w:t>
             </w:r>
             <w:r>
-              <w:t xml:space="preserve">454</w:t>
-              <w:noBreakHyphen/>
-              <w:t xml:space="preserve">2860</w:t>
+              <w:t xml:space="preserve">454-⁠2860</w:t>
             </w:r>
           </w:p>
         </w:tc>
@@ -4715,7 +4531,7 @@
     <w:qFormat/>
     <w:pPr>
       <w:keepLines/>
-      <w:spacing w:before="0" w:after="140" w:line="299" w:lineRule="exact"/>
+      <w:spacing w:before="23" w:after="140" w:line="299" w:lineRule="exact"/>
     </w:pPr>
     <w:rPr>
       <w:sz w:val="26"/>
